--- a/documents/oneai-leadership-memo-en.docx
+++ b/documents/oneai-leadership-memo-en.docx
@@ -646,7 +646,7 @@
           <w:color w:val="425466"/>
           <w:sz w:val="22"/>
         </w:rPr>
-        <w:t>Zero Data Retention (ZDR), so company data is not kept for model training.</w:t>
+        <w:t>OneAI is installed on our premises so data stays with us — Hyperjump maintains it. Or they run an isolated instance for us only. Zero Data Retention (ZDR): data is not kept for model training.</w:t>
       </w:r>
     </w:p>
     <w:p>
@@ -784,6 +784,22 @@
           <w:sz w:val="22"/>
         </w:rPr>
         <w:t>Latest models as they launch (OpenAI, Anthropic, DeepSeek, and others); admins choose what each team can use.</w:t>
+      </w:r>
+    </w:p>
+    <w:p>
+      <w:pPr>
+        <w:pStyle w:val="ListBullet"/>
+        <w:spacing w:before="0" w:after="60" w:line="276" w:lineRule="auto"/>
+      </w:pPr>
+      <w:r>
+        <w:rPr>
+          <w:rFonts w:ascii="Calibri" w:hAnsi="Calibri" w:eastAsia="Calibri"/>
+          <w:b w:val="0"/>
+          <w:i w:val="0"/>
+          <w:color w:val="425466"/>
+          <w:sz w:val="22"/>
+        </w:rPr>
+        <w:t>Installed on-prem (Hyperjump maintains it) or on an isolated managed server for our company only.</w:t>
       </w:r>
     </w:p>
     <w:p>
@@ -1386,7 +1402,7 @@
                 <w:color w:val="0A2540"/>
                 <w:sz w:val="18"/>
               </w:rPr>
-              <w:t>One invoice &amp; usage reports</w:t>
+              <w:t>On-prem or isolated instance</w:t>
             </w:r>
           </w:p>
         </w:tc>
@@ -1440,6 +1456,116 @@
                 <w:color w:val="425466"/>
                 <w:sz w:val="18"/>
               </w:rPr>
+              <w:t>Vendor cloud</w:t>
+            </w:r>
+          </w:p>
+        </w:tc>
+        <w:tc>
+          <w:tcPr>
+            <w:tcW w:type="dxa" w:w="2268"/>
+            <w:shd w:fill="F6F8F9" w:val="clear"/>
+            <w:tcBorders>
+              <w:top w:val="single" w:sz="4" w:space="0" w:color="D9E4EE"/>
+              <w:left w:val="single" w:sz="4" w:space="0" w:color="D9E4EE"/>
+              <w:bottom w:val="single" w:sz="4" w:space="0" w:color="D9E4EE"/>
+              <w:right w:val="single" w:sz="4" w:space="0" w:color="D9E4EE"/>
+            </w:tcBorders>
+          </w:tcPr>
+          <w:p>
+            <w:pPr>
+              <w:spacing w:before="40" w:after="40" w:line="276" w:lineRule="auto"/>
+            </w:pPr>
+            <w:r>
+              <w:rPr>
+                <w:rFonts w:ascii="Calibri" w:hAnsi="Calibri" w:eastAsia="Calibri"/>
+                <w:b/>
+                <w:i w:val="0"/>
+                <w:color w:val="0A2540"/>
+                <w:sz w:val="18"/>
+              </w:rPr>
+              <w:t>Yes</w:t>
+            </w:r>
+          </w:p>
+        </w:tc>
+      </w:tr>
+      <w:tr>
+        <w:tc>
+          <w:tcPr>
+            <w:tcW w:type="dxa" w:w="2494"/>
+            <w:shd w:fill="FFFFFF" w:val="clear"/>
+            <w:tcBorders>
+              <w:top w:val="single" w:sz="4" w:space="0" w:color="D9E4EE"/>
+              <w:left w:val="single" w:sz="4" w:space="0" w:color="D9E4EE"/>
+              <w:bottom w:val="single" w:sz="4" w:space="0" w:color="D9E4EE"/>
+              <w:right w:val="single" w:sz="4" w:space="0" w:color="D9E4EE"/>
+            </w:tcBorders>
+          </w:tcPr>
+          <w:p>
+            <w:pPr>
+              <w:spacing w:before="40" w:after="40" w:line="276" w:lineRule="auto"/>
+            </w:pPr>
+            <w:r>
+              <w:rPr>
+                <w:rFonts w:ascii="Calibri" w:hAnsi="Calibri" w:eastAsia="Calibri"/>
+                <w:b/>
+                <w:i w:val="0"/>
+                <w:color w:val="0A2540"/>
+                <w:sz w:val="18"/>
+              </w:rPr>
+              <w:t>One invoice &amp; usage reports</w:t>
+            </w:r>
+          </w:p>
+        </w:tc>
+        <w:tc>
+          <w:tcPr>
+            <w:tcW w:type="dxa" w:w="2324"/>
+            <w:shd w:fill="FFFFFF" w:val="clear"/>
+            <w:tcBorders>
+              <w:top w:val="single" w:sz="4" w:space="0" w:color="D9E4EE"/>
+              <w:left w:val="single" w:sz="4" w:space="0" w:color="D9E4EE"/>
+              <w:bottom w:val="single" w:sz="4" w:space="0" w:color="D9E4EE"/>
+              <w:right w:val="single" w:sz="4" w:space="0" w:color="D9E4EE"/>
+            </w:tcBorders>
+          </w:tcPr>
+          <w:p>
+            <w:pPr>
+              <w:spacing w:before="40" w:after="40" w:line="276" w:lineRule="auto"/>
+            </w:pPr>
+            <w:r>
+              <w:rPr>
+                <w:rFonts w:ascii="Calibri" w:hAnsi="Calibri" w:eastAsia="Calibri"/>
+                <w:b w:val="0"/>
+                <w:i w:val="0"/>
+                <w:color w:val="425466"/>
+                <w:sz w:val="18"/>
+              </w:rPr>
+              <w:t>No</w:t>
+            </w:r>
+          </w:p>
+        </w:tc>
+        <w:tc>
+          <w:tcPr>
+            <w:tcW w:type="dxa" w:w="2324"/>
+            <w:shd w:fill="FFFFFF" w:val="clear"/>
+            <w:tcBorders>
+              <w:top w:val="single" w:sz="4" w:space="0" w:color="D9E4EE"/>
+              <w:left w:val="single" w:sz="4" w:space="0" w:color="D9E4EE"/>
+              <w:bottom w:val="single" w:sz="4" w:space="0" w:color="D9E4EE"/>
+              <w:right w:val="single" w:sz="4" w:space="0" w:color="D9E4EE"/>
+            </w:tcBorders>
+          </w:tcPr>
+          <w:p>
+            <w:pPr>
+              <w:spacing w:before="40" w:after="40" w:line="276" w:lineRule="auto"/>
+            </w:pPr>
+            <w:r>
+              <w:rPr>
+                <w:rFonts w:ascii="Calibri" w:hAnsi="Calibri" w:eastAsia="Calibri"/>
+                <w:b w:val="0"/>
+                <w:i w:val="0"/>
+                <w:color w:val="425466"/>
+                <w:sz w:val="18"/>
+              </w:rPr>
               <w:t>ChatGPT only</w:t>
             </w:r>
           </w:p>
@@ -1447,7 +1573,7 @@
         <w:tc>
           <w:tcPr>
             <w:tcW w:type="dxa" w:w="2268"/>
-            <w:shd w:fill="F6F8F9" w:val="clear"/>
+            <w:shd w:fill="FFFFFF" w:val="clear"/>
             <w:tcBorders>
               <w:top w:val="single" w:sz="4" w:space="0" w:color="D9E4EE"/>
               <w:left w:val="single" w:sz="4" w:space="0" w:color="D9E4EE"/>

--- a/documents/oneai-leadership-memo-en.docx
+++ b/documents/oneai-leadership-memo-en.docx
@@ -847,7 +847,7 @@
           <w:color w:val="425466"/>
           <w:sz w:val="22"/>
         </w:rPr>
-        <w:t>At 40 users, ChatGPT Business is about Rp16 million / month before extra credits. OneAI stays at Rp12.4 million with credit included. The attached PDF has the full comparison table.</w:t>
+        <w:t>At 40 users, ChatGPT Business is about Rp16 million monthly or Rp12.8 million annually. OneAI stays at Rp12.4 million. Those prices are close. The case is one platform across vendors, not cheaper chat. The attached PDF has the full comparison table.</w:t>
       </w:r>
     </w:p>
     <w:tbl>
@@ -1126,7 +1126,7 @@
                 <w:color w:val="425466"/>
                 <w:sz w:val="18"/>
               </w:rPr>
-              <w:t>Rp16.000.000</w:t>
+              <w:t>Rp16.0M / Rp12.8M yr</w:t>
             </w:r>
           </w:p>
         </w:tc>
@@ -1182,7 +1182,7 @@
                 <w:color w:val="0A2540"/>
                 <w:sz w:val="18"/>
               </w:rPr>
-              <w:t>AI credit</w:t>
+              <w:t>Usage budget</w:t>
             </w:r>
           </w:p>
         </w:tc>
@@ -1236,7 +1236,7 @@
                 <w:color w:val="425466"/>
                 <w:sz w:val="18"/>
               </w:rPr>
-              <w:t>Bought separately</w:t>
+              <w:t>Included in ChatGPT</w:t>
             </w:r>
           </w:p>
         </w:tc>
@@ -1263,7 +1263,7 @@
                 <w:color w:val="0A2540"/>
                 <w:sz w:val="18"/>
               </w:rPr>
-              <w:t>USD 300 included</w:t>
+              <w:t>USD 300 across providers</w:t>
             </w:r>
           </w:p>
         </w:tc>
@@ -1611,7 +1611,7 @@
           <w:color w:val="8898AA"/>
           <w:sz w:val="18"/>
         </w:rPr>
-        <w:t>Assumptions in the public comparison: Rp16.000/USD; stipend example Rp500.000/person; ChatGPT Business $25/user/month. Competitor prices may change; these figures are for comparison, not their quotes. Tax is extra.</w:t>
+        <w:t>Assumptions in the public comparison: Rp16.000/USD; stipend example Rp500.000/person; ChatGPT Business $25/user monthly or $20/user annually. ChatGPT includes model usage; extra credits are optional. Competitor prices may change; these figures are for comparison, not their quotes. Tax is extra.</w:t>
       </w:r>
     </w:p>
     <w:p>

--- a/documents/oneai-leadership-memo-en.docx
+++ b/documents/oneai-leadership-memo-en.docx
@@ -521,7 +521,7 @@
           <w:color w:val="425466"/>
           <w:sz w:val="22"/>
         </w:rPr>
-        <w:t>I recommend we evaluate OneAI from Hyperjump Technology as our company-wide AI platform — or, at minimum, schedule a short briefing with the vendor.</w:t>
+        <w:t>I recommend we evaluate OneAI from Hyperjump Technology as our company-wide AI platform, or at minimum schedule a short briefing with the vendor.</w:t>
       </w:r>
     </w:p>
     <w:p>
@@ -537,7 +537,7 @@
           <w:color w:val="425466"/>
           <w:sz w:val="22"/>
         </w:rPr>
-        <w:t>This is not a request to replace personal ChatGPT for a handful of people. It is a request to decide how we will govern AI once 20–40 of us are already using it.</w:t>
+        <w:t>This is not a request to replace personal ChatGPT for a handful of people. It is a request to decide how we will govern AI once 20-40 of us are already using it.</w:t>
       </w:r>
     </w:p>
     <w:p>
@@ -584,7 +584,7 @@
           <w:color w:val="0A2540"/>
           <w:sz w:val="22"/>
         </w:rPr>
-        <w:t xml:space="preserve">Control — </w:t>
+        <w:t xml:space="preserve">Control: </w:t>
       </w:r>
       <w:r>
         <w:rPr>
@@ -610,7 +610,7 @@
           <w:color w:val="0A2540"/>
           <w:sz w:val="22"/>
         </w:rPr>
-        <w:t xml:space="preserve">A single budget — </w:t>
+        <w:t xml:space="preserve">A single budget: </w:t>
       </w:r>
       <w:r>
         <w:rPr>
@@ -620,7 +620,7 @@
           <w:color w:val="425466"/>
           <w:sz w:val="22"/>
         </w:rPr>
-        <w:t>one invoice instead of 20–40 subscriptions and unverified stipends.</w:t>
+        <w:t>one invoice instead of 20-40 subscriptions and unverified stipends.</w:t>
       </w:r>
     </w:p>
     <w:p>
@@ -636,7 +636,7 @@
           <w:color w:val="0A2540"/>
           <w:sz w:val="22"/>
         </w:rPr>
-        <w:t xml:space="preserve">A clear data posture — </w:t>
+        <w:t xml:space="preserve">A clear data posture: </w:t>
       </w:r>
       <w:r>
         <w:rPr>
@@ -646,7 +646,7 @@
           <w:color w:val="425466"/>
           <w:sz w:val="22"/>
         </w:rPr>
-        <w:t>OneAI is installed on our premises so data stays with us — Hyperjump maintains it. Or they run an isolated instance for us only. Zero Data Retention (ZDR): data is not kept for model training.</w:t>
+        <w:t>OneAI is installed on our premises so data stays with us. Hyperjump maintains it. Or they run an isolated instance for us only. Zero Data Retention (ZDR): data is not kept for model training.</w:t>
       </w:r>
     </w:p>
     <w:p>
@@ -662,7 +662,7 @@
           <w:color w:val="0A2540"/>
           <w:sz w:val="22"/>
         </w:rPr>
-        <w:t xml:space="preserve">Real capability — </w:t>
+        <w:t xml:space="preserve">Real capability: </w:t>
       </w:r>
       <w:r>
         <w:rPr>
@@ -899,7 +899,7 @@
                 <w:color w:val="425466"/>
                 <w:sz w:val="20"/>
               </w:rPr>
-              <w:t>If we have fewer than 20 people and only need chat, ChatGPT Plus or Business is usually enough and cheaper. OneAI is meant for a company that needs one platform — control, multiple models, and one budget — not 20–40 subscriptions.</w:t>
+              <w:t>If we have fewer than 20 people and only need chat, ChatGPT Plus or Business is usually enough and cheaper. OneAI is meant for a company that needs one platform: control, multiple models, and one budget, not 20-40 subscriptions.</w:t>
             </w:r>
           </w:p>
         </w:tc>
@@ -1671,7 +1671,7 @@
           <w:color w:val="425466"/>
           <w:sz w:val="22"/>
         </w:rPr>
-        <w:t>3. Decide after that call — adopt, wait, or stay with the current approach.</w:t>
+        <w:t>3. Decide after that call: adopt, wait, or stay with the current approach.</w:t>
       </w:r>
     </w:p>
     <w:p>

--- a/documents/oneai-leadership-memo-en.docx
+++ b/documents/oneai-leadership-memo-en.docx
@@ -28,7 +28,7 @@
           </w:tcPr>
           <w:p>
             <w:pPr>
-              <w:spacing w:before="80" w:after="0" w:line="276" w:lineRule="auto"/>
+              <w:spacing w:before="40" w:after="0" w:line="259" w:lineRule="auto"/>
               <w:jc w:val="left"/>
             </w:pPr>
             <w:r>
@@ -37,14 +37,14 @@
                 <w:b/>
                 <w:i w:val="0"/>
                 <w:color w:val="00D4AA"/>
-                <w:sz w:val="18"/>
+                <w:sz w:val="16"/>
               </w:rPr>
               <w:t>HYPERJUMP TECHNOLOGY</w:t>
             </w:r>
           </w:p>
           <w:p>
             <w:pPr>
-              <w:spacing w:before="0" w:after="0" w:line="276" w:lineRule="auto"/>
+              <w:spacing w:before="0" w:after="0" w:line="259" w:lineRule="auto"/>
             </w:pPr>
             <w:r>
               <w:rPr>
@@ -52,14 +52,14 @@
                 <w:b/>
                 <w:i w:val="0"/>
                 <w:color w:val="FFFFFF"/>
-                <w:sz w:val="44"/>
+                <w:sz w:val="36"/>
               </w:rPr>
               <w:t>OneAI</w:t>
             </w:r>
           </w:p>
           <w:p>
             <w:pPr>
-              <w:spacing w:before="40" w:after="80" w:line="276" w:lineRule="auto"/>
+              <w:spacing w:before="20" w:after="40" w:line="259" w:lineRule="auto"/>
             </w:pPr>
             <w:r>
               <w:rPr>
@@ -67,9 +67,9 @@
                 <w:b w:val="0"/>
                 <w:i w:val="0"/>
                 <w:color w:val="C8D9EB"/>
-                <w:sz w:val="20"/>
+                <w:sz w:val="18"/>
               </w:rPr>
-              <w:t>Internal memo  ·  send to your manager or leadership</w:t>
+              <w:t>Internal memo  ·  one page  ·  send to your manager or leadership</w:t>
             </w:r>
           </w:p>
         </w:tc>
@@ -77,7 +77,7 @@
     </w:tbl>
     <w:p>
       <w:pPr>
-        <w:spacing w:before="0" w:after="160" w:line="276" w:lineRule="auto"/>
+        <w:spacing w:before="0" w:after="120" w:line="259" w:lineRule="auto"/>
       </w:pPr>
     </w:p>
     <w:tbl>
@@ -104,7 +104,7 @@
           </w:tcPr>
           <w:p>
             <w:pPr>
-              <w:spacing w:before="40" w:after="40" w:line="276" w:lineRule="auto"/>
+              <w:spacing w:before="20" w:after="20" w:line="259" w:lineRule="auto"/>
             </w:pPr>
             <w:r>
               <w:rPr>
@@ -112,7 +112,7 @@
                 <w:b w:val="0"/>
                 <w:i w:val="0"/>
                 <w:color w:val="6B5300"/>
-                <w:sz w:val="20"/>
+                <w:sz w:val="18"/>
               </w:rPr>
               <w:t xml:space="preserve">How to use this file: replace every </w:t>
             </w:r>
@@ -122,7 +122,7 @@
                 <w:b/>
                 <w:i w:val="0"/>
                 <w:color w:val="8A5A00"/>
-                <w:sz w:val="20"/>
+                <w:sz w:val="18"/>
                 <w:highlight w:val="yellow"/>
               </w:rPr>
               <w:t>[bracketed]</w:t>
@@ -133,7 +133,7 @@
                 <w:b w:val="0"/>
                 <w:i w:val="0"/>
                 <w:color w:val="6B5300"/>
-                <w:sz w:val="20"/>
+                <w:sz w:val="18"/>
               </w:rPr>
               <w:t xml:space="preserve"> field, attach the OneAI two-page PDF overview, then delete this yellow box before you send.</w:t>
             </w:r>
@@ -143,7 +143,7 @@
     </w:tbl>
     <w:p>
       <w:pPr>
-        <w:spacing w:before="0" w:after="120" w:line="276" w:lineRule="auto"/>
+        <w:spacing w:before="0" w:after="80" w:line="259" w:lineRule="auto"/>
       </w:pPr>
     </w:p>
     <w:tbl>
@@ -172,7 +172,7 @@
           </w:tcPr>
           <w:p>
             <w:pPr>
-              <w:spacing w:before="40" w:after="40" w:line="276" w:lineRule="auto"/>
+              <w:spacing w:before="20" w:after="20" w:line="259" w:lineRule="auto"/>
             </w:pPr>
             <w:r>
               <w:rPr>
@@ -180,7 +180,7 @@
                 <w:b/>
                 <w:i w:val="0"/>
                 <w:color w:val="0A2540"/>
-                <w:sz w:val="20"/>
+                <w:sz w:val="18"/>
               </w:rPr>
               <w:t>To</w:t>
             </w:r>
@@ -199,7 +199,7 @@
           </w:tcPr>
           <w:p>
             <w:pPr>
-              <w:spacing w:before="40" w:after="40" w:line="276" w:lineRule="auto"/>
+              <w:spacing w:before="20" w:after="20" w:line="259" w:lineRule="auto"/>
             </w:pPr>
             <w:r>
               <w:rPr>
@@ -207,7 +207,7 @@
                 <w:b/>
                 <w:i w:val="0"/>
                 <w:color w:val="8A5A00"/>
-                <w:sz w:val="22"/>
+                <w:sz w:val="21"/>
                 <w:highlight w:val="yellow"/>
               </w:rPr>
               <w:t>[Name]</w:t>
@@ -218,7 +218,7 @@
                 <w:b w:val="0"/>
                 <w:i w:val="0"/>
                 <w:color w:val="0A2540"/>
-                <w:sz w:val="22"/>
+                <w:sz w:val="21"/>
               </w:rPr>
               <w:t xml:space="preserve">, </w:t>
             </w:r>
@@ -228,7 +228,7 @@
                 <w:b/>
                 <w:i w:val="0"/>
                 <w:color w:val="8A5A00"/>
-                <w:sz w:val="22"/>
+                <w:sz w:val="21"/>
                 <w:highlight w:val="yellow"/>
               </w:rPr>
               <w:t>[Title]</w:t>
@@ -251,7 +251,7 @@
           </w:tcPr>
           <w:p>
             <w:pPr>
-              <w:spacing w:before="40" w:after="40" w:line="276" w:lineRule="auto"/>
+              <w:spacing w:before="20" w:after="20" w:line="259" w:lineRule="auto"/>
             </w:pPr>
             <w:r>
               <w:rPr>
@@ -259,7 +259,7 @@
                 <w:b/>
                 <w:i w:val="0"/>
                 <w:color w:val="0A2540"/>
-                <w:sz w:val="20"/>
+                <w:sz w:val="18"/>
               </w:rPr>
               <w:t>From</w:t>
             </w:r>
@@ -278,7 +278,7 @@
           </w:tcPr>
           <w:p>
             <w:pPr>
-              <w:spacing w:before="40" w:after="40" w:line="276" w:lineRule="auto"/>
+              <w:spacing w:before="20" w:after="20" w:line="259" w:lineRule="auto"/>
             </w:pPr>
             <w:r>
               <w:rPr>
@@ -286,7 +286,7 @@
                 <w:b/>
                 <w:i w:val="0"/>
                 <w:color w:val="8A5A00"/>
-                <w:sz w:val="22"/>
+                <w:sz w:val="21"/>
                 <w:highlight w:val="yellow"/>
               </w:rPr>
               <w:t>[Your name]</w:t>
@@ -297,7 +297,7 @@
                 <w:b w:val="0"/>
                 <w:i w:val="0"/>
                 <w:color w:val="0A2540"/>
-                <w:sz w:val="22"/>
+                <w:sz w:val="21"/>
               </w:rPr>
               <w:t xml:space="preserve">, </w:t>
             </w:r>
@@ -307,7 +307,7 @@
                 <w:b/>
                 <w:i w:val="0"/>
                 <w:color w:val="8A5A00"/>
-                <w:sz w:val="22"/>
+                <w:sz w:val="21"/>
                 <w:highlight w:val="yellow"/>
               </w:rPr>
               <w:t>[Role / department]</w:t>
@@ -330,7 +330,7 @@
           </w:tcPr>
           <w:p>
             <w:pPr>
-              <w:spacing w:before="40" w:after="40" w:line="276" w:lineRule="auto"/>
+              <w:spacing w:before="20" w:after="20" w:line="259" w:lineRule="auto"/>
             </w:pPr>
             <w:r>
               <w:rPr>
@@ -338,7 +338,7 @@
                 <w:b/>
                 <w:i w:val="0"/>
                 <w:color w:val="0A2540"/>
-                <w:sz w:val="20"/>
+                <w:sz w:val="18"/>
               </w:rPr>
               <w:t>Date</w:t>
             </w:r>
@@ -357,7 +357,7 @@
           </w:tcPr>
           <w:p>
             <w:pPr>
-              <w:spacing w:before="40" w:after="40" w:line="276" w:lineRule="auto"/>
+              <w:spacing w:before="20" w:after="20" w:line="259" w:lineRule="auto"/>
             </w:pPr>
             <w:r>
               <w:rPr>
@@ -365,7 +365,7 @@
                 <w:b/>
                 <w:i w:val="0"/>
                 <w:color w:val="8A5A00"/>
-                <w:sz w:val="22"/>
+                <w:sz w:val="21"/>
                 <w:highlight w:val="yellow"/>
               </w:rPr>
               <w:t>[Date]</w:t>
@@ -388,7 +388,7 @@
           </w:tcPr>
           <w:p>
             <w:pPr>
-              <w:spacing w:before="40" w:after="40" w:line="276" w:lineRule="auto"/>
+              <w:spacing w:before="20" w:after="20" w:line="259" w:lineRule="auto"/>
             </w:pPr>
             <w:r>
               <w:rPr>
@@ -396,7 +396,7 @@
                 <w:b/>
                 <w:i w:val="0"/>
                 <w:color w:val="0A2540"/>
-                <w:sz w:val="20"/>
+                <w:sz w:val="18"/>
               </w:rPr>
               <w:t>Subject</w:t>
             </w:r>
@@ -415,7 +415,7 @@
           </w:tcPr>
           <w:p>
             <w:pPr>
-              <w:spacing w:before="40" w:after="40" w:line="276" w:lineRule="auto"/>
+              <w:spacing w:before="20" w:after="20" w:line="259" w:lineRule="auto"/>
             </w:pPr>
             <w:r>
               <w:rPr>
@@ -423,7 +423,7 @@
                 <w:b w:val="0"/>
                 <w:i w:val="0"/>
                 <w:color w:val="0A2540"/>
-                <w:sz w:val="22"/>
+                <w:sz w:val="21"/>
               </w:rPr>
               <w:t>Recommendation to evaluate OneAI as our company AI platform</w:t>
             </w:r>
@@ -445,7 +445,7 @@
           </w:tcPr>
           <w:p>
             <w:pPr>
-              <w:spacing w:before="40" w:after="40" w:line="276" w:lineRule="auto"/>
+              <w:spacing w:before="20" w:after="20" w:line="259" w:lineRule="auto"/>
             </w:pPr>
             <w:r>
               <w:rPr>
@@ -453,7 +453,7 @@
                 <w:b/>
                 <w:i w:val="0"/>
                 <w:color w:val="0A2540"/>
-                <w:sz w:val="20"/>
+                <w:sz w:val="18"/>
               </w:rPr>
               <w:t>Attachments</w:t>
             </w:r>
@@ -472,7 +472,7 @@
           </w:tcPr>
           <w:p>
             <w:pPr>
-              <w:spacing w:before="40" w:after="40" w:line="276" w:lineRule="auto"/>
+              <w:spacing w:before="20" w:after="20" w:line="259" w:lineRule="auto"/>
             </w:pPr>
             <w:r>
               <w:rPr>
@@ -480,7 +480,7 @@
                 <w:b w:val="0"/>
                 <w:i w:val="0"/>
                 <w:color w:val="0A2540"/>
-                <w:sz w:val="22"/>
+                <w:sz w:val="21"/>
               </w:rPr>
               <w:t>OneAI two-page overview (PDF)</w:t>
             </w:r>
@@ -490,12 +490,12 @@
     </w:tbl>
     <w:p>
       <w:pPr>
-        <w:spacing w:before="0" w:after="80" w:line="276" w:lineRule="auto"/>
+        <w:spacing w:before="0" w:after="40" w:line="259" w:lineRule="auto"/>
       </w:pPr>
     </w:p>
     <w:p>
       <w:pPr>
-        <w:spacing w:before="280" w:after="120" w:line="276" w:lineRule="auto"/>
+        <w:spacing w:before="160" w:after="60" w:line="259" w:lineRule="auto"/>
       </w:pPr>
       <w:r>
         <w:rPr>
@@ -503,14 +503,14 @@
           <w:b/>
           <w:i w:val="0"/>
           <w:color w:val="0A2540"/>
-          <w:sz w:val="26"/>
+          <w:sz w:val="24"/>
         </w:rPr>
         <w:t>1. Request</w:t>
       </w:r>
     </w:p>
     <w:p>
       <w:pPr>
-        <w:spacing w:before="0" w:after="160" w:line="276" w:lineRule="auto"/>
+        <w:spacing w:before="0" w:after="120" w:line="259" w:lineRule="auto"/>
         <w:jc w:val="both"/>
       </w:pPr>
       <w:r>
@@ -521,12 +521,27 @@
           <w:color w:val="425466"/>
           <w:sz w:val="22"/>
         </w:rPr>
-        <w:t>I recommend we evaluate OneAI from Hyperjump Technology as our company-wide AI platform, or at minimum schedule a short briefing with the vendor.</w:t>
+        <w:t>I recommend we evaluate OneAI from Hyperjump Technology as our company-wide AI platform, or at minimum schedule a 30-minute briefing. This is not about replacing personal ChatGPT for a few people. It is about governing AI now that 20-40 of us already use it.</w:t>
       </w:r>
     </w:p>
     <w:p>
       <w:pPr>
-        <w:spacing w:before="0" w:after="160" w:line="276" w:lineRule="auto"/>
+        <w:spacing w:before="160" w:after="60" w:line="259" w:lineRule="auto"/>
+      </w:pPr>
+      <w:r>
+        <w:rPr>
+          <w:rFonts w:ascii="Calibri" w:hAnsi="Calibri" w:eastAsia="Calibri"/>
+          <w:b/>
+          <w:i w:val="0"/>
+          <w:color w:val="0A2540"/>
+          <w:sz w:val="24"/>
+        </w:rPr>
+        <w:t>2. Why this matters now</w:t>
+      </w:r>
+    </w:p>
+    <w:p>
+      <w:pPr>
+        <w:spacing w:before="0" w:after="80" w:line="259" w:lineRule="auto"/>
         <w:jc w:val="both"/>
       </w:pPr>
       <w:r>
@@ -537,12 +552,13 @@
           <w:color w:val="425466"/>
           <w:sz w:val="22"/>
         </w:rPr>
-        <w:t>This is not a request to replace personal ChatGPT for a handful of people. It is a request to decide how we will govern AI once 20-40 of us are already using it.</w:t>
+        <w:t>Teams are already using AI. Personal subscriptions and informal stipends do not give us:</w:t>
       </w:r>
     </w:p>
     <w:p>
       <w:pPr>
-        <w:spacing w:before="280" w:after="120" w:line="276" w:lineRule="auto"/>
+        <w:pStyle w:val="ListBullet"/>
+        <w:spacing w:before="0" w:after="40" w:line="259" w:lineRule="auto"/>
       </w:pPr>
       <w:r>
         <w:rPr>
@@ -550,14 +566,102 @@
           <w:b/>
           <w:i w:val="0"/>
           <w:color w:val="0A2540"/>
-          <w:sz w:val="26"/>
+          <w:sz w:val="21"/>
         </w:rPr>
-        <w:t>2. Why this matters now</w:t>
+        <w:t xml:space="preserve">Control: </w:t>
+      </w:r>
+      <w:r>
+        <w:rPr>
+          <w:rFonts w:ascii="Calibri" w:hAnsi="Calibri" w:eastAsia="Calibri"/>
+          <w:b w:val="0"/>
+          <w:i w:val="0"/>
+          <w:color w:val="425466"/>
+          <w:sz w:val="21"/>
+        </w:rPr>
+        <w:t>one dashboard, usage reports, and a way to choose which models are available.</w:t>
       </w:r>
     </w:p>
     <w:p>
       <w:pPr>
-        <w:spacing w:before="0" w:after="120" w:line="276" w:lineRule="auto"/>
+        <w:pStyle w:val="ListBullet"/>
+        <w:spacing w:before="0" w:after="40" w:line="259" w:lineRule="auto"/>
+      </w:pPr>
+      <w:r>
+        <w:rPr>
+          <w:rFonts w:ascii="Calibri" w:hAnsi="Calibri" w:eastAsia="Calibri"/>
+          <w:b/>
+          <w:i w:val="0"/>
+          <w:color w:val="0A2540"/>
+          <w:sz w:val="21"/>
+        </w:rPr>
+        <w:t xml:space="preserve">A single budget: </w:t>
+      </w:r>
+      <w:r>
+        <w:rPr>
+          <w:rFonts w:ascii="Calibri" w:hAnsi="Calibri" w:eastAsia="Calibri"/>
+          <w:b w:val="0"/>
+          <w:i w:val="0"/>
+          <w:color w:val="425466"/>
+          <w:sz w:val="21"/>
+        </w:rPr>
+        <w:t>one invoice instead of 20-40 subscriptions we cannot verify.</w:t>
+      </w:r>
+    </w:p>
+    <w:p>
+      <w:pPr>
+        <w:pStyle w:val="ListBullet"/>
+        <w:spacing w:before="0" w:after="40" w:line="259" w:lineRule="auto"/>
+      </w:pPr>
+      <w:r>
+        <w:rPr>
+          <w:rFonts w:ascii="Calibri" w:hAnsi="Calibri" w:eastAsia="Calibri"/>
+          <w:b/>
+          <w:i w:val="0"/>
+          <w:color w:val="0A2540"/>
+          <w:sz w:val="21"/>
+        </w:rPr>
+        <w:t xml:space="preserve">Data that stays with us: </w:t>
+      </w:r>
+      <w:r>
+        <w:rPr>
+          <w:rFonts w:ascii="Calibri" w:hAnsi="Calibri" w:eastAsia="Calibri"/>
+          <w:b w:val="0"/>
+          <w:i w:val="0"/>
+          <w:color w:val="425466"/>
+          <w:sz w:val="21"/>
+        </w:rPr>
+        <w:t>installed on our premises (Hyperjump maintains it) or an isolated instance for us only. Zero Data Retention: data is not kept for model training.</w:t>
+      </w:r>
+    </w:p>
+    <w:p>
+      <w:pPr>
+        <w:pStyle w:val="ListBullet"/>
+        <w:spacing w:before="0" w:after="40" w:line="259" w:lineRule="auto"/>
+      </w:pPr>
+      <w:r>
+        <w:rPr>
+          <w:rFonts w:ascii="Calibri" w:hAnsi="Calibri" w:eastAsia="Calibri"/>
+          <w:b/>
+          <w:i w:val="0"/>
+          <w:color w:val="0A2540"/>
+          <w:sz w:val="21"/>
+        </w:rPr>
+        <w:t xml:space="preserve">Real capability: </w:t>
+      </w:r>
+      <w:r>
+        <w:rPr>
+          <w:rFonts w:ascii="Calibri" w:hAnsi="Calibri" w:eastAsia="Calibri"/>
+          <w:b w:val="0"/>
+          <w:i w:val="0"/>
+          <w:color w:val="425466"/>
+          <w:sz w:val="21"/>
+        </w:rPr>
+        <w:t>office files, internal knowledge, code execution, and more than one model vendor.</w:t>
+      </w:r>
+    </w:p>
+    <w:p>
+      <w:pPr>
+        <w:spacing w:before="0" w:after="80" w:line="259" w:lineRule="auto"/>
         <w:jc w:val="both"/>
       </w:pPr>
       <w:r>
@@ -568,13 +672,28 @@
           <w:color w:val="425466"/>
           <w:sz w:val="22"/>
         </w:rPr>
-        <w:t>Teams are already using AI. Personal subscriptions, informal stipends, or buying credits ad hoc do not give us:</w:t>
+        <w:t>At 40 users, OneAI is Rp12.400.000 per month (USD 300 AI credit included; billed quarterly). ChatGPT Business is about Rp16 million monthly or Rp12.8 million annually. The prices are close. The case is one platform across vendors, not cheaper chat. The attached PDF has the full comparison. Tax is extra.</w:t>
       </w:r>
     </w:p>
     <w:p>
       <w:pPr>
-        <w:pStyle w:val="ListBullet"/>
-        <w:spacing w:before="0" w:after="80" w:line="276" w:lineRule="auto"/>
+        <w:spacing w:before="0" w:after="80" w:line="259" w:lineRule="auto"/>
+        <w:jc w:val="both"/>
+      </w:pPr>
+      <w:r>
+        <w:rPr>
+          <w:rFonts w:ascii="Calibri" w:hAnsi="Calibri" w:eastAsia="Calibri"/>
+          <w:b w:val="0"/>
+          <w:i/>
+          <w:color w:val="425466"/>
+          <w:sz w:val="20"/>
+        </w:rPr>
+        <w:t>If we have fewer than 20 people and only need chat, ChatGPT Plus or Business is usually enough and cheaper.</w:t>
+      </w:r>
+    </w:p>
+    <w:p>
+      <w:pPr>
+        <w:spacing w:before="160" w:after="60" w:line="259" w:lineRule="auto"/>
       </w:pPr>
       <w:r>
         <w:rPr>
@@ -582,102 +701,14 @@
           <w:b/>
           <w:i w:val="0"/>
           <w:color w:val="0A2540"/>
-          <w:sz w:val="22"/>
+          <w:sz w:val="24"/>
         </w:rPr>
-        <w:t xml:space="preserve">Control: </w:t>
-      </w:r>
-      <w:r>
-        <w:rPr>
-          <w:rFonts w:ascii="Calibri" w:hAnsi="Calibri" w:eastAsia="Calibri"/>
-          <w:b w:val="0"/>
-          <w:i w:val="0"/>
-          <w:color w:val="425466"/>
-          <w:sz w:val="22"/>
-        </w:rPr>
-        <w:t>one dashboard, usage reports, and a way to choose which models are available.</w:t>
+        <w:t>3. Proposed next step</w:t>
       </w:r>
     </w:p>
     <w:p>
       <w:pPr>
-        <w:pStyle w:val="ListBullet"/>
-        <w:spacing w:before="0" w:after="80" w:line="276" w:lineRule="auto"/>
-      </w:pPr>
-      <w:r>
-        <w:rPr>
-          <w:rFonts w:ascii="Calibri" w:hAnsi="Calibri" w:eastAsia="Calibri"/>
-          <w:b/>
-          <w:i w:val="0"/>
-          <w:color w:val="0A2540"/>
-          <w:sz w:val="22"/>
-        </w:rPr>
-        <w:t xml:space="preserve">A single budget: </w:t>
-      </w:r>
-      <w:r>
-        <w:rPr>
-          <w:rFonts w:ascii="Calibri" w:hAnsi="Calibri" w:eastAsia="Calibri"/>
-          <w:b w:val="0"/>
-          <w:i w:val="0"/>
-          <w:color w:val="425466"/>
-          <w:sz w:val="22"/>
-        </w:rPr>
-        <w:t>one invoice instead of 20-40 subscriptions and unverified stipends.</w:t>
-      </w:r>
-    </w:p>
-    <w:p>
-      <w:pPr>
-        <w:pStyle w:val="ListBullet"/>
-        <w:spacing w:before="0" w:after="80" w:line="276" w:lineRule="auto"/>
-      </w:pPr>
-      <w:r>
-        <w:rPr>
-          <w:rFonts w:ascii="Calibri" w:hAnsi="Calibri" w:eastAsia="Calibri"/>
-          <w:b/>
-          <w:i w:val="0"/>
-          <w:color w:val="0A2540"/>
-          <w:sz w:val="22"/>
-        </w:rPr>
-        <w:t xml:space="preserve">A clear data posture: </w:t>
-      </w:r>
-      <w:r>
-        <w:rPr>
-          <w:rFonts w:ascii="Calibri" w:hAnsi="Calibri" w:eastAsia="Calibri"/>
-          <w:b w:val="0"/>
-          <w:i w:val="0"/>
-          <w:color w:val="425466"/>
-          <w:sz w:val="22"/>
-        </w:rPr>
-        <w:t>OneAI is installed on our premises so data stays with us. Hyperjump maintains it. Or they run an isolated instance for us only. Zero Data Retention (ZDR): data is not kept for model training.</w:t>
-      </w:r>
-    </w:p>
-    <w:p>
-      <w:pPr>
-        <w:pStyle w:val="ListBullet"/>
-        <w:spacing w:before="0" w:after="80" w:line="276" w:lineRule="auto"/>
-      </w:pPr>
-      <w:r>
-        <w:rPr>
-          <w:rFonts w:ascii="Calibri" w:hAnsi="Calibri" w:eastAsia="Calibri"/>
-          <w:b/>
-          <w:i w:val="0"/>
-          <w:color w:val="0A2540"/>
-          <w:sz w:val="22"/>
-        </w:rPr>
-        <w:t xml:space="preserve">Real capability: </w:t>
-      </w:r>
-      <w:r>
-        <w:rPr>
-          <w:rFonts w:ascii="Calibri" w:hAnsi="Calibri" w:eastAsia="Calibri"/>
-          <w:b w:val="0"/>
-          <w:i w:val="0"/>
-          <w:color w:val="425466"/>
-          <w:sz w:val="22"/>
-        </w:rPr>
-        <w:t>office files, internal knowledge, code execution, and more than one model vendor.</w:t>
-      </w:r>
-    </w:p>
-    <w:p>
-      <w:pPr>
-        <w:spacing w:before="0" w:after="160" w:line="276" w:lineRule="auto"/>
+        <w:spacing w:before="0" w:after="80" w:line="259" w:lineRule="auto"/>
         <w:jc w:val="both"/>
       </w:pPr>
       <w:r>
@@ -688,1011 +719,12 @@
           <w:color w:val="425466"/>
           <w:sz w:val="22"/>
         </w:rPr>
-        <w:t>Money given as a stipend can be spent on anything. We pay for capacity we cannot see, and we cannot enforce company policy.</w:t>
+        <w:t>Please approve a 30-minute call with Hyperjump (solution@hyperjump.tech) to confirm fit, onboarding, and commercial terms. I am happy to coordinate and report back.</w:t>
       </w:r>
     </w:p>
     <w:p>
       <w:pPr>
-        <w:spacing w:before="280" w:after="120" w:line="276" w:lineRule="auto"/>
-      </w:pPr>
-      <w:r>
-        <w:rPr>
-          <w:rFonts w:ascii="Calibri" w:hAnsi="Calibri" w:eastAsia="Calibri"/>
-          <w:b/>
-          <w:i w:val="0"/>
-          <w:color w:val="0A2540"/>
-          <w:sz w:val="26"/>
-        </w:rPr>
-        <w:t>3. Why OneAI, specifically</w:t>
-      </w:r>
-    </w:p>
-    <w:p>
-      <w:pPr>
-        <w:spacing w:before="0" w:after="120" w:line="276" w:lineRule="auto"/>
-        <w:jc w:val="both"/>
-      </w:pPr>
-      <w:r>
-        <w:rPr>
-          <w:rFonts w:ascii="Calibri" w:hAnsi="Calibri" w:eastAsia="Calibri"/>
-          <w:b w:val="0"/>
-          <w:i w:val="0"/>
-          <w:color w:val="425466"/>
-          <w:sz w:val="22"/>
-        </w:rPr>
-        <w:t>OneAI is a unified platform for up to 40 users. Published commercial terms (before tax):</w:t>
-      </w:r>
-    </w:p>
-    <w:p>
-      <w:pPr>
-        <w:pStyle w:val="ListBullet"/>
-        <w:spacing w:before="0" w:after="60" w:line="276" w:lineRule="auto"/>
-      </w:pPr>
-      <w:r>
-        <w:rPr>
-          <w:rFonts w:ascii="Calibri" w:hAnsi="Calibri" w:eastAsia="Calibri"/>
-          <w:b w:val="0"/>
-          <w:i w:val="0"/>
-          <w:color w:val="425466"/>
-          <w:sz w:val="22"/>
-        </w:rPr>
-        <w:t>Rp12.400.000 / month, billed quarterly (Rp37.200.000 per quarter).</w:t>
-      </w:r>
-    </w:p>
-    <w:p>
-      <w:pPr>
-        <w:pStyle w:val="ListBullet"/>
-        <w:spacing w:before="0" w:after="60" w:line="276" w:lineRule="auto"/>
-      </w:pPr>
-      <w:r>
-        <w:rPr>
-          <w:rFonts w:ascii="Calibri" w:hAnsi="Calibri" w:eastAsia="Calibri"/>
-          <w:b w:val="0"/>
-          <w:i w:val="0"/>
-          <w:color w:val="425466"/>
-          <w:sz w:val="22"/>
-        </w:rPr>
-        <w:t>USD 300 AI credit included each month.</w:t>
-      </w:r>
-    </w:p>
-    <w:p>
-      <w:pPr>
-        <w:pStyle w:val="ListBullet"/>
-        <w:spacing w:before="0" w:after="60" w:line="276" w:lineRule="auto"/>
-      </w:pPr>
-      <w:r>
-        <w:rPr>
-          <w:rFonts w:ascii="Calibri" w:hAnsi="Calibri" w:eastAsia="Calibri"/>
-          <w:b w:val="0"/>
-          <w:i w:val="0"/>
-          <w:color w:val="425466"/>
-          <w:sz w:val="22"/>
-        </w:rPr>
-        <w:t>10% off with annual billing.</w:t>
-      </w:r>
-    </w:p>
-    <w:p>
-      <w:pPr>
-        <w:pStyle w:val="ListBullet"/>
-        <w:spacing w:before="0" w:after="60" w:line="276" w:lineRule="auto"/>
-      </w:pPr>
-      <w:r>
-        <w:rPr>
-          <w:rFonts w:ascii="Calibri" w:hAnsi="Calibri" w:eastAsia="Calibri"/>
-          <w:b w:val="0"/>
-          <w:i w:val="0"/>
-          <w:color w:val="425466"/>
-          <w:sz w:val="22"/>
-        </w:rPr>
-        <w:t>Latest models as they launch (OpenAI, Anthropic, DeepSeek, and others); admins choose what each team can use.</w:t>
-      </w:r>
-    </w:p>
-    <w:p>
-      <w:pPr>
-        <w:pStyle w:val="ListBullet"/>
-        <w:spacing w:before="0" w:after="60" w:line="276" w:lineRule="auto"/>
-      </w:pPr>
-      <w:r>
-        <w:rPr>
-          <w:rFonts w:ascii="Calibri" w:hAnsi="Calibri" w:eastAsia="Calibri"/>
-          <w:b w:val="0"/>
-          <w:i w:val="0"/>
-          <w:color w:val="425466"/>
-          <w:sz w:val="22"/>
-        </w:rPr>
-        <w:t>Installed on-prem (Hyperjump maintains it) or on an isolated managed server for our company only.</w:t>
-      </w:r>
-    </w:p>
-    <w:p>
-      <w:pPr>
-        <w:pStyle w:val="ListBullet"/>
-        <w:spacing w:before="0" w:after="60" w:line="276" w:lineRule="auto"/>
-      </w:pPr>
-      <w:r>
-        <w:rPr>
-          <w:rFonts w:ascii="Calibri" w:hAnsi="Calibri" w:eastAsia="Calibri"/>
-          <w:b w:val="0"/>
-          <w:i w:val="0"/>
-          <w:color w:val="425466"/>
-          <w:sz w:val="22"/>
-        </w:rPr>
-        <w:t>One team onboarding session and monthly usage reports included.</w:t>
-      </w:r>
-    </w:p>
-    <w:p>
-      <w:pPr>
-        <w:pStyle w:val="ListBullet"/>
-        <w:spacing w:before="0" w:after="60" w:line="276" w:lineRule="auto"/>
-      </w:pPr>
-      <w:r>
-        <w:rPr>
-          <w:rFonts w:ascii="Calibri" w:hAnsi="Calibri" w:eastAsia="Calibri"/>
-          <w:b w:val="0"/>
-          <w:i w:val="0"/>
-          <w:color w:val="425466"/>
-          <w:sz w:val="22"/>
-        </w:rPr>
-        <w:t>Customization (internal systems, custom SSO) is scoped separately.</w:t>
-      </w:r>
-    </w:p>
-    <w:p>
-      <w:pPr>
-        <w:spacing w:before="0" w:after="160" w:line="276" w:lineRule="auto"/>
-        <w:jc w:val="both"/>
-      </w:pPr>
-      <w:r>
-        <w:rPr>
-          <w:rFonts w:ascii="Calibri" w:hAnsi="Calibri" w:eastAsia="Calibri"/>
-          <w:b w:val="0"/>
-          <w:i w:val="0"/>
-          <w:color w:val="425466"/>
-          <w:sz w:val="22"/>
-        </w:rPr>
-        <w:t>At 40 users, ChatGPT Business is about Rp16 million monthly or Rp12.8 million annually. OneAI stays at Rp12.4 million. Those prices are close. The case is one platform across vendors, not cheaper chat. The attached PDF has the full comparison table.</w:t>
-      </w:r>
-    </w:p>
-    <w:tbl>
-      <w:tblPr>
-        <w:tblW w:type="auto" w:w="0"/>
-        <w:tblLayout w:type="fixed"/>
-        <w:tblLook w:firstColumn="1" w:firstRow="1" w:lastColumn="0" w:lastRow="0" w:noHBand="0" w:noVBand="1" w:val="04A0"/>
-        <w:tblInd w:w="0" w:type="dxa"/>
-      </w:tblPr>
-      <w:tblGrid>
-        <w:gridCol w:w="9412"/>
-      </w:tblGrid>
-      <w:tr>
-        <w:tc>
-          <w:tcPr>
-            <w:tcW w:type="dxa" w:w="9411"/>
-            <w:shd w:fill="EEF5FB" w:val="clear"/>
-            <w:tcBorders>
-              <w:top w:val="single" w:sz="8" w:space="0" w:color="635BFF"/>
-              <w:left w:val="single" w:sz="8" w:space="0" w:color="635BFF"/>
-              <w:bottom w:val="single" w:sz="8" w:space="0" w:color="635BFF"/>
-              <w:right w:val="single" w:sz="8" w:space="0" w:color="635BFF"/>
-            </w:tcBorders>
-          </w:tcPr>
-          <w:p>
-            <w:pPr>
-              <w:spacing w:before="40" w:after="40" w:line="276" w:lineRule="auto"/>
-            </w:pPr>
-            <w:r>
-              <w:rPr>
-                <w:rFonts w:ascii="Calibri" w:hAnsi="Calibri" w:eastAsia="Calibri"/>
-                <w:b/>
-                <w:i w:val="0"/>
-                <w:color w:val="635BFF"/>
-                <w:sz w:val="20"/>
-              </w:rPr>
-              <w:t>Honest caveat</w:t>
-            </w:r>
-          </w:p>
-          <w:p>
-            <w:pPr>
-              <w:spacing w:before="0" w:after="40" w:line="276" w:lineRule="auto"/>
-            </w:pPr>
-            <w:r>
-              <w:rPr>
-                <w:rFonts w:ascii="Calibri" w:hAnsi="Calibri" w:eastAsia="Calibri"/>
-                <w:b w:val="0"/>
-                <w:i w:val="0"/>
-                <w:color w:val="425466"/>
-                <w:sz w:val="20"/>
-              </w:rPr>
-              <w:t>If we have fewer than 20 people and only need chat, ChatGPT Plus or Business is usually enough and cheaper. OneAI is meant for a company that needs one platform: control, multiple models, and one budget, not 20-40 subscriptions.</w:t>
-            </w:r>
-          </w:p>
-        </w:tc>
-      </w:tr>
-    </w:tbl>
-    <w:p>
-      <w:pPr>
-        <w:spacing w:before="0" w:after="80" w:line="276" w:lineRule="auto"/>
-      </w:pPr>
-    </w:p>
-    <w:p>
-      <w:pPr>
-        <w:spacing w:before="280" w:after="120" w:line="276" w:lineRule="auto"/>
-      </w:pPr>
-      <w:r>
-        <w:rPr>
-          <w:rFonts w:ascii="Calibri" w:hAnsi="Calibri" w:eastAsia="Calibri"/>
-          <w:b/>
-          <w:i w:val="0"/>
-          <w:color w:val="0A2540"/>
-          <w:sz w:val="26"/>
-        </w:rPr>
-        <w:t>4. Cost snapshot (per month)</w:t>
-      </w:r>
-    </w:p>
-    <w:tbl>
-      <w:tblPr>
-        <w:tblW w:type="auto" w:w="0"/>
-        <w:tblLayout w:type="fixed"/>
-        <w:tblLook w:firstColumn="1" w:firstRow="1" w:lastColumn="0" w:lastRow="0" w:noHBand="0" w:noVBand="1" w:val="04A0"/>
-        <w:tblInd w:w="0" w:type="dxa"/>
-      </w:tblPr>
-      <w:tblGrid>
-        <w:gridCol w:w="2353"/>
-        <w:gridCol w:w="2353"/>
-        <w:gridCol w:w="2353"/>
-        <w:gridCol w:w="2353"/>
-      </w:tblGrid>
-      <w:tr>
-        <w:tc>
-          <w:tcPr>
-            <w:tcW w:type="dxa" w:w="2494"/>
-            <w:shd w:fill="0A2540" w:val="clear"/>
-            <w:tcBorders>
-              <w:top w:val="single" w:sz="4" w:space="0" w:color="0A2540"/>
-              <w:left w:val="single" w:sz="4" w:space="0" w:color="0A2540"/>
-              <w:bottom w:val="single" w:sz="4" w:space="0" w:color="0A2540"/>
-              <w:right w:val="single" w:sz="4" w:space="0" w:color="0A2540"/>
-            </w:tcBorders>
-          </w:tcPr>
-          <w:p>
-            <w:pPr>
-              <w:spacing w:before="60" w:after="60" w:line="276" w:lineRule="auto"/>
-            </w:pPr>
-            <w:r>
-              <w:rPr>
-                <w:rFonts w:ascii="Calibri" w:hAnsi="Calibri" w:eastAsia="Calibri"/>
-                <w:b/>
-                <w:i w:val="0"/>
-                <w:color w:val="FFFFFF"/>
-                <w:sz w:val="18"/>
-              </w:rPr>
-              <w:t>At 40 users</w:t>
-            </w:r>
-          </w:p>
-        </w:tc>
-        <w:tc>
-          <w:tcPr>
-            <w:tcW w:type="dxa" w:w="2324"/>
-            <w:shd w:fill="0A2540" w:val="clear"/>
-            <w:tcBorders>
-              <w:top w:val="single" w:sz="4" w:space="0" w:color="0A2540"/>
-              <w:left w:val="single" w:sz="4" w:space="0" w:color="0A2540"/>
-              <w:bottom w:val="single" w:sz="4" w:space="0" w:color="0A2540"/>
-              <w:right w:val="single" w:sz="4" w:space="0" w:color="0A2540"/>
-            </w:tcBorders>
-          </w:tcPr>
-          <w:p>
-            <w:pPr>
-              <w:spacing w:before="60" w:after="60" w:line="276" w:lineRule="auto"/>
-            </w:pPr>
-            <w:r>
-              <w:rPr>
-                <w:rFonts w:ascii="Calibri" w:hAnsi="Calibri" w:eastAsia="Calibri"/>
-                <w:b/>
-                <w:i w:val="0"/>
-                <w:color w:val="FFFFFF"/>
-                <w:sz w:val="18"/>
-              </w:rPr>
-              <w:t>Individual stipends</w:t>
-            </w:r>
-          </w:p>
-        </w:tc>
-        <w:tc>
-          <w:tcPr>
-            <w:tcW w:type="dxa" w:w="2324"/>
-            <w:shd w:fill="0A2540" w:val="clear"/>
-            <w:tcBorders>
-              <w:top w:val="single" w:sz="4" w:space="0" w:color="0A2540"/>
-              <w:left w:val="single" w:sz="4" w:space="0" w:color="0A2540"/>
-              <w:bottom w:val="single" w:sz="4" w:space="0" w:color="0A2540"/>
-              <w:right w:val="single" w:sz="4" w:space="0" w:color="0A2540"/>
-            </w:tcBorders>
-          </w:tcPr>
-          <w:p>
-            <w:pPr>
-              <w:spacing w:before="60" w:after="60" w:line="276" w:lineRule="auto"/>
-            </w:pPr>
-            <w:r>
-              <w:rPr>
-                <w:rFonts w:ascii="Calibri" w:hAnsi="Calibri" w:eastAsia="Calibri"/>
-                <w:b/>
-                <w:i w:val="0"/>
-                <w:color w:val="FFFFFF"/>
-                <w:sz w:val="18"/>
-              </w:rPr>
-              <w:t>ChatGPT Business</w:t>
-            </w:r>
-          </w:p>
-        </w:tc>
-        <w:tc>
-          <w:tcPr>
-            <w:tcW w:type="dxa" w:w="2268"/>
-            <w:shd w:fill="0A2540" w:val="clear"/>
-            <w:tcBorders>
-              <w:top w:val="single" w:sz="4" w:space="0" w:color="0A2540"/>
-              <w:left w:val="single" w:sz="4" w:space="0" w:color="0A2540"/>
-              <w:bottom w:val="single" w:sz="4" w:space="0" w:color="0A2540"/>
-              <w:right w:val="single" w:sz="4" w:space="0" w:color="0A2540"/>
-            </w:tcBorders>
-          </w:tcPr>
-          <w:p>
-            <w:pPr>
-              <w:spacing w:before="60" w:after="60" w:line="276" w:lineRule="auto"/>
-            </w:pPr>
-            <w:r>
-              <w:rPr>
-                <w:rFonts w:ascii="Calibri" w:hAnsi="Calibri" w:eastAsia="Calibri"/>
-                <w:b/>
-                <w:i w:val="0"/>
-                <w:color w:val="FFFFFF"/>
-                <w:sz w:val="18"/>
-              </w:rPr>
-              <w:t>OneAI</w:t>
-            </w:r>
-          </w:p>
-        </w:tc>
-      </w:tr>
-      <w:tr>
-        <w:tc>
-          <w:tcPr>
-            <w:tcW w:type="dxa" w:w="2494"/>
-            <w:shd w:fill="FFFFFF" w:val="clear"/>
-            <w:tcBorders>
-              <w:top w:val="single" w:sz="4" w:space="0" w:color="D9E4EE"/>
-              <w:left w:val="single" w:sz="4" w:space="0" w:color="D9E4EE"/>
-              <w:bottom w:val="single" w:sz="4" w:space="0" w:color="D9E4EE"/>
-              <w:right w:val="single" w:sz="4" w:space="0" w:color="D9E4EE"/>
-            </w:tcBorders>
-          </w:tcPr>
-          <w:p>
-            <w:pPr>
-              <w:spacing w:before="40" w:after="40" w:line="276" w:lineRule="auto"/>
-            </w:pPr>
-            <w:r>
-              <w:rPr>
-                <w:rFonts w:ascii="Calibri" w:hAnsi="Calibri" w:eastAsia="Calibri"/>
-                <w:b/>
-                <w:i w:val="0"/>
-                <w:color w:val="0A2540"/>
-                <w:sz w:val="18"/>
-              </w:rPr>
-              <w:t>Monthly cost</w:t>
-            </w:r>
-          </w:p>
-        </w:tc>
-        <w:tc>
-          <w:tcPr>
-            <w:tcW w:type="dxa" w:w="2324"/>
-            <w:shd w:fill="FFFFFF" w:val="clear"/>
-            <w:tcBorders>
-              <w:top w:val="single" w:sz="4" w:space="0" w:color="D9E4EE"/>
-              <w:left w:val="single" w:sz="4" w:space="0" w:color="D9E4EE"/>
-              <w:bottom w:val="single" w:sz="4" w:space="0" w:color="D9E4EE"/>
-              <w:right w:val="single" w:sz="4" w:space="0" w:color="D9E4EE"/>
-            </w:tcBorders>
-          </w:tcPr>
-          <w:p>
-            <w:pPr>
-              <w:spacing w:before="40" w:after="40" w:line="276" w:lineRule="auto"/>
-            </w:pPr>
-            <w:r>
-              <w:rPr>
-                <w:rFonts w:ascii="Calibri" w:hAnsi="Calibri" w:eastAsia="Calibri"/>
-                <w:b w:val="0"/>
-                <w:i w:val="0"/>
-                <w:color w:val="425466"/>
-                <w:sz w:val="18"/>
-              </w:rPr>
-              <w:t>Rp20.000.000</w:t>
-            </w:r>
-          </w:p>
-        </w:tc>
-        <w:tc>
-          <w:tcPr>
-            <w:tcW w:type="dxa" w:w="2324"/>
-            <w:shd w:fill="FFFFFF" w:val="clear"/>
-            <w:tcBorders>
-              <w:top w:val="single" w:sz="4" w:space="0" w:color="D9E4EE"/>
-              <w:left w:val="single" w:sz="4" w:space="0" w:color="D9E4EE"/>
-              <w:bottom w:val="single" w:sz="4" w:space="0" w:color="D9E4EE"/>
-              <w:right w:val="single" w:sz="4" w:space="0" w:color="D9E4EE"/>
-            </w:tcBorders>
-          </w:tcPr>
-          <w:p>
-            <w:pPr>
-              <w:spacing w:before="40" w:after="40" w:line="276" w:lineRule="auto"/>
-            </w:pPr>
-            <w:r>
-              <w:rPr>
-                <w:rFonts w:ascii="Calibri" w:hAnsi="Calibri" w:eastAsia="Calibri"/>
-                <w:b w:val="0"/>
-                <w:i w:val="0"/>
-                <w:color w:val="425466"/>
-                <w:sz w:val="18"/>
-              </w:rPr>
-              <w:t>Rp16.0M / Rp12.8M yr</w:t>
-            </w:r>
-          </w:p>
-        </w:tc>
-        <w:tc>
-          <w:tcPr>
-            <w:tcW w:type="dxa" w:w="2268"/>
-            <w:shd w:fill="FFFFFF" w:val="clear"/>
-            <w:tcBorders>
-              <w:top w:val="single" w:sz="4" w:space="0" w:color="D9E4EE"/>
-              <w:left w:val="single" w:sz="4" w:space="0" w:color="D9E4EE"/>
-              <w:bottom w:val="single" w:sz="4" w:space="0" w:color="D9E4EE"/>
-              <w:right w:val="single" w:sz="4" w:space="0" w:color="D9E4EE"/>
-            </w:tcBorders>
-          </w:tcPr>
-          <w:p>
-            <w:pPr>
-              <w:spacing w:before="40" w:after="40" w:line="276" w:lineRule="auto"/>
-            </w:pPr>
-            <w:r>
-              <w:rPr>
-                <w:rFonts w:ascii="Calibri" w:hAnsi="Calibri" w:eastAsia="Calibri"/>
-                <w:b/>
-                <w:i w:val="0"/>
-                <w:color w:val="0A2540"/>
-                <w:sz w:val="18"/>
-              </w:rPr>
-              <w:t>Rp12.400.000 · fixed</w:t>
-            </w:r>
-          </w:p>
-        </w:tc>
-      </w:tr>
-      <w:tr>
-        <w:tc>
-          <w:tcPr>
-            <w:tcW w:type="dxa" w:w="2494"/>
-            <w:shd w:fill="F6F8F9" w:val="clear"/>
-            <w:tcBorders>
-              <w:top w:val="single" w:sz="4" w:space="0" w:color="D9E4EE"/>
-              <w:left w:val="single" w:sz="4" w:space="0" w:color="D9E4EE"/>
-              <w:bottom w:val="single" w:sz="4" w:space="0" w:color="D9E4EE"/>
-              <w:right w:val="single" w:sz="4" w:space="0" w:color="D9E4EE"/>
-            </w:tcBorders>
-          </w:tcPr>
-          <w:p>
-            <w:pPr>
-              <w:spacing w:before="40" w:after="40" w:line="276" w:lineRule="auto"/>
-            </w:pPr>
-            <w:r>
-              <w:rPr>
-                <w:rFonts w:ascii="Calibri" w:hAnsi="Calibri" w:eastAsia="Calibri"/>
-                <w:b/>
-                <w:i w:val="0"/>
-                <w:color w:val="0A2540"/>
-                <w:sz w:val="18"/>
-              </w:rPr>
-              <w:t>Usage budget</w:t>
-            </w:r>
-          </w:p>
-        </w:tc>
-        <w:tc>
-          <w:tcPr>
-            <w:tcW w:type="dxa" w:w="2324"/>
-            <w:shd w:fill="F6F8F9" w:val="clear"/>
-            <w:tcBorders>
-              <w:top w:val="single" w:sz="4" w:space="0" w:color="D9E4EE"/>
-              <w:left w:val="single" w:sz="4" w:space="0" w:color="D9E4EE"/>
-              <w:bottom w:val="single" w:sz="4" w:space="0" w:color="D9E4EE"/>
-              <w:right w:val="single" w:sz="4" w:space="0" w:color="D9E4EE"/>
-            </w:tcBorders>
-          </w:tcPr>
-          <w:p>
-            <w:pPr>
-              <w:spacing w:before="40" w:after="40" w:line="276" w:lineRule="auto"/>
-            </w:pPr>
-            <w:r>
-              <w:rPr>
-                <w:rFonts w:ascii="Calibri" w:hAnsi="Calibri" w:eastAsia="Calibri"/>
-                <w:b w:val="0"/>
-                <w:i w:val="0"/>
-                <w:color w:val="425466"/>
-                <w:sz w:val="18"/>
-              </w:rPr>
-              <w:t>No</w:t>
-            </w:r>
-          </w:p>
-        </w:tc>
-        <w:tc>
-          <w:tcPr>
-            <w:tcW w:type="dxa" w:w="2324"/>
-            <w:shd w:fill="F6F8F9" w:val="clear"/>
-            <w:tcBorders>
-              <w:top w:val="single" w:sz="4" w:space="0" w:color="D9E4EE"/>
-              <w:left w:val="single" w:sz="4" w:space="0" w:color="D9E4EE"/>
-              <w:bottom w:val="single" w:sz="4" w:space="0" w:color="D9E4EE"/>
-              <w:right w:val="single" w:sz="4" w:space="0" w:color="D9E4EE"/>
-            </w:tcBorders>
-          </w:tcPr>
-          <w:p>
-            <w:pPr>
-              <w:spacing w:before="40" w:after="40" w:line="276" w:lineRule="auto"/>
-            </w:pPr>
-            <w:r>
-              <w:rPr>
-                <w:rFonts w:ascii="Calibri" w:hAnsi="Calibri" w:eastAsia="Calibri"/>
-                <w:b w:val="0"/>
-                <w:i w:val="0"/>
-                <w:color w:val="425466"/>
-                <w:sz w:val="18"/>
-              </w:rPr>
-              <w:t>Included in ChatGPT</w:t>
-            </w:r>
-          </w:p>
-        </w:tc>
-        <w:tc>
-          <w:tcPr>
-            <w:tcW w:type="dxa" w:w="2268"/>
-            <w:shd w:fill="F6F8F9" w:val="clear"/>
-            <w:tcBorders>
-              <w:top w:val="single" w:sz="4" w:space="0" w:color="D9E4EE"/>
-              <w:left w:val="single" w:sz="4" w:space="0" w:color="D9E4EE"/>
-              <w:bottom w:val="single" w:sz="4" w:space="0" w:color="D9E4EE"/>
-              <w:right w:val="single" w:sz="4" w:space="0" w:color="D9E4EE"/>
-            </w:tcBorders>
-          </w:tcPr>
-          <w:p>
-            <w:pPr>
-              <w:spacing w:before="40" w:after="40" w:line="276" w:lineRule="auto"/>
-            </w:pPr>
-            <w:r>
-              <w:rPr>
-                <w:rFonts w:ascii="Calibri" w:hAnsi="Calibri" w:eastAsia="Calibri"/>
-                <w:b/>
-                <w:i w:val="0"/>
-                <w:color w:val="0A2540"/>
-                <w:sz w:val="18"/>
-              </w:rPr>
-              <w:t>USD 300 across providers</w:t>
-            </w:r>
-          </w:p>
-        </w:tc>
-      </w:tr>
-      <w:tr>
-        <w:tc>
-          <w:tcPr>
-            <w:tcW w:type="dxa" w:w="2494"/>
-            <w:shd w:fill="FFFFFF" w:val="clear"/>
-            <w:tcBorders>
-              <w:top w:val="single" w:sz="4" w:space="0" w:color="D9E4EE"/>
-              <w:left w:val="single" w:sz="4" w:space="0" w:color="D9E4EE"/>
-              <w:bottom w:val="single" w:sz="4" w:space="0" w:color="D9E4EE"/>
-              <w:right w:val="single" w:sz="4" w:space="0" w:color="D9E4EE"/>
-            </w:tcBorders>
-          </w:tcPr>
-          <w:p>
-            <w:pPr>
-              <w:spacing w:before="40" w:after="40" w:line="276" w:lineRule="auto"/>
-            </w:pPr>
-            <w:r>
-              <w:rPr>
-                <w:rFonts w:ascii="Calibri" w:hAnsi="Calibri" w:eastAsia="Calibri"/>
-                <w:b/>
-                <w:i w:val="0"/>
-                <w:color w:val="0A2540"/>
-                <w:sz w:val="18"/>
-              </w:rPr>
-              <w:t>ZDR</w:t>
-            </w:r>
-          </w:p>
-        </w:tc>
-        <w:tc>
-          <w:tcPr>
-            <w:tcW w:type="dxa" w:w="2324"/>
-            <w:shd w:fill="FFFFFF" w:val="clear"/>
-            <w:tcBorders>
-              <w:top w:val="single" w:sz="4" w:space="0" w:color="D9E4EE"/>
-              <w:left w:val="single" w:sz="4" w:space="0" w:color="D9E4EE"/>
-              <w:bottom w:val="single" w:sz="4" w:space="0" w:color="D9E4EE"/>
-              <w:right w:val="single" w:sz="4" w:space="0" w:color="D9E4EE"/>
-            </w:tcBorders>
-          </w:tcPr>
-          <w:p>
-            <w:pPr>
-              <w:spacing w:before="40" w:after="40" w:line="276" w:lineRule="auto"/>
-            </w:pPr>
-            <w:r>
-              <w:rPr>
-                <w:rFonts w:ascii="Calibri" w:hAnsi="Calibri" w:eastAsia="Calibri"/>
-                <w:b w:val="0"/>
-                <w:i w:val="0"/>
-                <w:color w:val="425466"/>
-                <w:sz w:val="18"/>
-              </w:rPr>
-              <w:t>No</w:t>
-            </w:r>
-          </w:p>
-        </w:tc>
-        <w:tc>
-          <w:tcPr>
-            <w:tcW w:type="dxa" w:w="2324"/>
-            <w:shd w:fill="FFFFFF" w:val="clear"/>
-            <w:tcBorders>
-              <w:top w:val="single" w:sz="4" w:space="0" w:color="D9E4EE"/>
-              <w:left w:val="single" w:sz="4" w:space="0" w:color="D9E4EE"/>
-              <w:bottom w:val="single" w:sz="4" w:space="0" w:color="D9E4EE"/>
-              <w:right w:val="single" w:sz="4" w:space="0" w:color="D9E4EE"/>
-            </w:tcBorders>
-          </w:tcPr>
-          <w:p>
-            <w:pPr>
-              <w:spacing w:before="40" w:after="40" w:line="276" w:lineRule="auto"/>
-            </w:pPr>
-            <w:r>
-              <w:rPr>
-                <w:rFonts w:ascii="Calibri" w:hAnsi="Calibri" w:eastAsia="Calibri"/>
-                <w:b w:val="0"/>
-                <w:i w:val="0"/>
-                <w:color w:val="425466"/>
-                <w:sz w:val="18"/>
-              </w:rPr>
-              <w:t>Not ZDR</w:t>
-            </w:r>
-          </w:p>
-        </w:tc>
-        <w:tc>
-          <w:tcPr>
-            <w:tcW w:type="dxa" w:w="2268"/>
-            <w:shd w:fill="FFFFFF" w:val="clear"/>
-            <w:tcBorders>
-              <w:top w:val="single" w:sz="4" w:space="0" w:color="D9E4EE"/>
-              <w:left w:val="single" w:sz="4" w:space="0" w:color="D9E4EE"/>
-              <w:bottom w:val="single" w:sz="4" w:space="0" w:color="D9E4EE"/>
-              <w:right w:val="single" w:sz="4" w:space="0" w:color="D9E4EE"/>
-            </w:tcBorders>
-          </w:tcPr>
-          <w:p>
-            <w:pPr>
-              <w:spacing w:before="40" w:after="40" w:line="276" w:lineRule="auto"/>
-            </w:pPr>
-            <w:r>
-              <w:rPr>
-                <w:rFonts w:ascii="Calibri" w:hAnsi="Calibri" w:eastAsia="Calibri"/>
-                <w:b/>
-                <w:i w:val="0"/>
-                <w:color w:val="0A2540"/>
-                <w:sz w:val="18"/>
-              </w:rPr>
-              <w:t>Yes</w:t>
-            </w:r>
-          </w:p>
-        </w:tc>
-      </w:tr>
-      <w:tr>
-        <w:tc>
-          <w:tcPr>
-            <w:tcW w:type="dxa" w:w="2494"/>
-            <w:shd w:fill="F6F8F9" w:val="clear"/>
-            <w:tcBorders>
-              <w:top w:val="single" w:sz="4" w:space="0" w:color="D9E4EE"/>
-              <w:left w:val="single" w:sz="4" w:space="0" w:color="D9E4EE"/>
-              <w:bottom w:val="single" w:sz="4" w:space="0" w:color="D9E4EE"/>
-              <w:right w:val="single" w:sz="4" w:space="0" w:color="D9E4EE"/>
-            </w:tcBorders>
-          </w:tcPr>
-          <w:p>
-            <w:pPr>
-              <w:spacing w:before="40" w:after="40" w:line="276" w:lineRule="auto"/>
-            </w:pPr>
-            <w:r>
-              <w:rPr>
-                <w:rFonts w:ascii="Calibri" w:hAnsi="Calibri" w:eastAsia="Calibri"/>
-                <w:b/>
-                <w:i w:val="0"/>
-                <w:color w:val="0A2540"/>
-                <w:sz w:val="18"/>
-              </w:rPr>
-              <w:t>On-prem or isolated instance</w:t>
-            </w:r>
-          </w:p>
-        </w:tc>
-        <w:tc>
-          <w:tcPr>
-            <w:tcW w:type="dxa" w:w="2324"/>
-            <w:shd w:fill="F6F8F9" w:val="clear"/>
-            <w:tcBorders>
-              <w:top w:val="single" w:sz="4" w:space="0" w:color="D9E4EE"/>
-              <w:left w:val="single" w:sz="4" w:space="0" w:color="D9E4EE"/>
-              <w:bottom w:val="single" w:sz="4" w:space="0" w:color="D9E4EE"/>
-              <w:right w:val="single" w:sz="4" w:space="0" w:color="D9E4EE"/>
-            </w:tcBorders>
-          </w:tcPr>
-          <w:p>
-            <w:pPr>
-              <w:spacing w:before="40" w:after="40" w:line="276" w:lineRule="auto"/>
-            </w:pPr>
-            <w:r>
-              <w:rPr>
-                <w:rFonts w:ascii="Calibri" w:hAnsi="Calibri" w:eastAsia="Calibri"/>
-                <w:b w:val="0"/>
-                <w:i w:val="0"/>
-                <w:color w:val="425466"/>
-                <w:sz w:val="18"/>
-              </w:rPr>
-              <w:t>No</w:t>
-            </w:r>
-          </w:p>
-        </w:tc>
-        <w:tc>
-          <w:tcPr>
-            <w:tcW w:type="dxa" w:w="2324"/>
-            <w:shd w:fill="F6F8F9" w:val="clear"/>
-            <w:tcBorders>
-              <w:top w:val="single" w:sz="4" w:space="0" w:color="D9E4EE"/>
-              <w:left w:val="single" w:sz="4" w:space="0" w:color="D9E4EE"/>
-              <w:bottom w:val="single" w:sz="4" w:space="0" w:color="D9E4EE"/>
-              <w:right w:val="single" w:sz="4" w:space="0" w:color="D9E4EE"/>
-            </w:tcBorders>
-          </w:tcPr>
-          <w:p>
-            <w:pPr>
-              <w:spacing w:before="40" w:after="40" w:line="276" w:lineRule="auto"/>
-            </w:pPr>
-            <w:r>
-              <w:rPr>
-                <w:rFonts w:ascii="Calibri" w:hAnsi="Calibri" w:eastAsia="Calibri"/>
-                <w:b w:val="0"/>
-                <w:i w:val="0"/>
-                <w:color w:val="425466"/>
-                <w:sz w:val="18"/>
-              </w:rPr>
-              <w:t>Vendor cloud</w:t>
-            </w:r>
-          </w:p>
-        </w:tc>
-        <w:tc>
-          <w:tcPr>
-            <w:tcW w:type="dxa" w:w="2268"/>
-            <w:shd w:fill="F6F8F9" w:val="clear"/>
-            <w:tcBorders>
-              <w:top w:val="single" w:sz="4" w:space="0" w:color="D9E4EE"/>
-              <w:left w:val="single" w:sz="4" w:space="0" w:color="D9E4EE"/>
-              <w:bottom w:val="single" w:sz="4" w:space="0" w:color="D9E4EE"/>
-              <w:right w:val="single" w:sz="4" w:space="0" w:color="D9E4EE"/>
-            </w:tcBorders>
-          </w:tcPr>
-          <w:p>
-            <w:pPr>
-              <w:spacing w:before="40" w:after="40" w:line="276" w:lineRule="auto"/>
-            </w:pPr>
-            <w:r>
-              <w:rPr>
-                <w:rFonts w:ascii="Calibri" w:hAnsi="Calibri" w:eastAsia="Calibri"/>
-                <w:b/>
-                <w:i w:val="0"/>
-                <w:color w:val="0A2540"/>
-                <w:sz w:val="18"/>
-              </w:rPr>
-              <w:t>Yes</w:t>
-            </w:r>
-          </w:p>
-        </w:tc>
-      </w:tr>
-      <w:tr>
-        <w:tc>
-          <w:tcPr>
-            <w:tcW w:type="dxa" w:w="2494"/>
-            <w:shd w:fill="FFFFFF" w:val="clear"/>
-            <w:tcBorders>
-              <w:top w:val="single" w:sz="4" w:space="0" w:color="D9E4EE"/>
-              <w:left w:val="single" w:sz="4" w:space="0" w:color="D9E4EE"/>
-              <w:bottom w:val="single" w:sz="4" w:space="0" w:color="D9E4EE"/>
-              <w:right w:val="single" w:sz="4" w:space="0" w:color="D9E4EE"/>
-            </w:tcBorders>
-          </w:tcPr>
-          <w:p>
-            <w:pPr>
-              <w:spacing w:before="40" w:after="40" w:line="276" w:lineRule="auto"/>
-            </w:pPr>
-            <w:r>
-              <w:rPr>
-                <w:rFonts w:ascii="Calibri" w:hAnsi="Calibri" w:eastAsia="Calibri"/>
-                <w:b/>
-                <w:i w:val="0"/>
-                <w:color w:val="0A2540"/>
-                <w:sz w:val="18"/>
-              </w:rPr>
-              <w:t>One invoice &amp; usage reports</w:t>
-            </w:r>
-          </w:p>
-        </w:tc>
-        <w:tc>
-          <w:tcPr>
-            <w:tcW w:type="dxa" w:w="2324"/>
-            <w:shd w:fill="FFFFFF" w:val="clear"/>
-            <w:tcBorders>
-              <w:top w:val="single" w:sz="4" w:space="0" w:color="D9E4EE"/>
-              <w:left w:val="single" w:sz="4" w:space="0" w:color="D9E4EE"/>
-              <w:bottom w:val="single" w:sz="4" w:space="0" w:color="D9E4EE"/>
-              <w:right w:val="single" w:sz="4" w:space="0" w:color="D9E4EE"/>
-            </w:tcBorders>
-          </w:tcPr>
-          <w:p>
-            <w:pPr>
-              <w:spacing w:before="40" w:after="40" w:line="276" w:lineRule="auto"/>
-            </w:pPr>
-            <w:r>
-              <w:rPr>
-                <w:rFonts w:ascii="Calibri" w:hAnsi="Calibri" w:eastAsia="Calibri"/>
-                <w:b w:val="0"/>
-                <w:i w:val="0"/>
-                <w:color w:val="425466"/>
-                <w:sz w:val="18"/>
-              </w:rPr>
-              <w:t>No</w:t>
-            </w:r>
-          </w:p>
-        </w:tc>
-        <w:tc>
-          <w:tcPr>
-            <w:tcW w:type="dxa" w:w="2324"/>
-            <w:shd w:fill="FFFFFF" w:val="clear"/>
-            <w:tcBorders>
-              <w:top w:val="single" w:sz="4" w:space="0" w:color="D9E4EE"/>
-              <w:left w:val="single" w:sz="4" w:space="0" w:color="D9E4EE"/>
-              <w:bottom w:val="single" w:sz="4" w:space="0" w:color="D9E4EE"/>
-              <w:right w:val="single" w:sz="4" w:space="0" w:color="D9E4EE"/>
-            </w:tcBorders>
-          </w:tcPr>
-          <w:p>
-            <w:pPr>
-              <w:spacing w:before="40" w:after="40" w:line="276" w:lineRule="auto"/>
-            </w:pPr>
-            <w:r>
-              <w:rPr>
-                <w:rFonts w:ascii="Calibri" w:hAnsi="Calibri" w:eastAsia="Calibri"/>
-                <w:b w:val="0"/>
-                <w:i w:val="0"/>
-                <w:color w:val="425466"/>
-                <w:sz w:val="18"/>
-              </w:rPr>
-              <w:t>ChatGPT only</w:t>
-            </w:r>
-          </w:p>
-        </w:tc>
-        <w:tc>
-          <w:tcPr>
-            <w:tcW w:type="dxa" w:w="2268"/>
-            <w:shd w:fill="FFFFFF" w:val="clear"/>
-            <w:tcBorders>
-              <w:top w:val="single" w:sz="4" w:space="0" w:color="D9E4EE"/>
-              <w:left w:val="single" w:sz="4" w:space="0" w:color="D9E4EE"/>
-              <w:bottom w:val="single" w:sz="4" w:space="0" w:color="D9E4EE"/>
-              <w:right w:val="single" w:sz="4" w:space="0" w:color="D9E4EE"/>
-            </w:tcBorders>
-          </w:tcPr>
-          <w:p>
-            <w:pPr>
-              <w:spacing w:before="40" w:after="40" w:line="276" w:lineRule="auto"/>
-            </w:pPr>
-            <w:r>
-              <w:rPr>
-                <w:rFonts w:ascii="Calibri" w:hAnsi="Calibri" w:eastAsia="Calibri"/>
-                <w:b/>
-                <w:i w:val="0"/>
-                <w:color w:val="0A2540"/>
-                <w:sz w:val="18"/>
-              </w:rPr>
-              <w:t>Yes · all models</w:t>
-            </w:r>
-          </w:p>
-        </w:tc>
-      </w:tr>
-    </w:tbl>
-    <w:p>
-      <w:pPr>
-        <w:spacing w:before="120" w:after="80" w:line="276" w:lineRule="auto"/>
-      </w:pPr>
-      <w:r>
-        <w:rPr>
-          <w:rFonts w:ascii="Calibri" w:hAnsi="Calibri" w:eastAsia="Calibri"/>
-          <w:b w:val="0"/>
-          <w:i/>
-          <w:color w:val="8898AA"/>
-          <w:sz w:val="18"/>
-        </w:rPr>
-        <w:t>Assumptions in the public comparison: Rp16.000/USD; stipend example Rp500.000/person; ChatGPT Business $25/user monthly or $20/user annually. ChatGPT includes model usage; extra credits are optional. Competitor prices may change; these figures are for comparison, not their quotes. Tax is extra.</w:t>
-      </w:r>
-    </w:p>
-    <w:p>
-      <w:pPr>
-        <w:spacing w:before="280" w:after="120" w:line="276" w:lineRule="auto"/>
-      </w:pPr>
-      <w:r>
-        <w:rPr>
-          <w:rFonts w:ascii="Calibri" w:hAnsi="Calibri" w:eastAsia="Calibri"/>
-          <w:b/>
-          <w:i w:val="0"/>
-          <w:color w:val="0A2540"/>
-          <w:sz w:val="26"/>
-        </w:rPr>
-        <w:t>5. Proposed next step</w:t>
-      </w:r>
-    </w:p>
-    <w:p>
-      <w:pPr>
-        <w:spacing w:before="0" w:after="60" w:line="276" w:lineRule="auto"/>
-      </w:pPr>
-      <w:r>
-        <w:rPr>
-          <w:rFonts w:ascii="Calibri" w:hAnsi="Calibri" w:eastAsia="Calibri"/>
-          <w:b w:val="0"/>
-          <w:i w:val="0"/>
-          <w:color w:val="425466"/>
-          <w:sz w:val="22"/>
-        </w:rPr>
-        <w:t>1. Review the attached two-page overview.</w:t>
-      </w:r>
-    </w:p>
-    <w:p>
-      <w:pPr>
-        <w:spacing w:before="0" w:after="60" w:line="276" w:lineRule="auto"/>
-      </w:pPr>
-      <w:r>
-        <w:rPr>
-          <w:rFonts w:ascii="Calibri" w:hAnsi="Calibri" w:eastAsia="Calibri"/>
-          <w:b w:val="0"/>
-          <w:i w:val="0"/>
-          <w:color w:val="425466"/>
-          <w:sz w:val="22"/>
-        </w:rPr>
-        <w:t>2. Approve a 30-minute call with Hyperjump (solution@hyperjump.tech) to confirm fit, onboarding, and commercial terms.</w:t>
-      </w:r>
-    </w:p>
-    <w:p>
-      <w:pPr>
-        <w:spacing w:before="0" w:after="60" w:line="276" w:lineRule="auto"/>
-      </w:pPr>
-      <w:r>
-        <w:rPr>
-          <w:rFonts w:ascii="Calibri" w:hAnsi="Calibri" w:eastAsia="Calibri"/>
-          <w:b w:val="0"/>
-          <w:i w:val="0"/>
-          <w:color w:val="425466"/>
-          <w:sz w:val="22"/>
-        </w:rPr>
-        <w:t>3. Decide after that call: adopt, wait, or stay with the current approach.</w:t>
-      </w:r>
-    </w:p>
-    <w:p>
-      <w:pPr>
-        <w:spacing w:before="0" w:after="160" w:line="276" w:lineRule="auto"/>
-        <w:jc w:val="both"/>
-      </w:pPr>
-      <w:r>
-        <w:rPr>
-          <w:rFonts w:ascii="Calibri" w:hAnsi="Calibri" w:eastAsia="Calibri"/>
-          <w:b w:val="0"/>
-          <w:i w:val="0"/>
-          <w:color w:val="425466"/>
-          <w:sz w:val="22"/>
-        </w:rPr>
-        <w:t>I am happy to coordinate the conversation and report back.</w:t>
-      </w:r>
-    </w:p>
-    <w:p>
-      <w:pPr>
-        <w:spacing w:before="240" w:after="320" w:line="276" w:lineRule="auto"/>
+        <w:spacing w:before="160" w:after="160" w:line="259" w:lineRule="auto"/>
       </w:pPr>
       <w:r>
         <w:rPr>
@@ -1707,7 +739,7 @@
     </w:p>
     <w:p>
       <w:pPr>
-        <w:spacing w:before="0" w:after="20" w:line="276" w:lineRule="auto"/>
+        <w:spacing w:before="0" w:after="0" w:line="259" w:lineRule="auto"/>
       </w:pPr>
       <w:r>
         <w:rPr>
@@ -1723,7 +755,7 @@
     </w:p>
     <w:p>
       <w:pPr>
-        <w:spacing w:before="0" w:after="20" w:line="276" w:lineRule="auto"/>
+        <w:spacing w:before="0" w:after="0" w:line="259" w:lineRule="auto"/>
       </w:pPr>
       <w:r>
         <w:rPr>
@@ -1731,7 +763,7 @@
           <w:b/>
           <w:i w:val="0"/>
           <w:color w:val="8A5A00"/>
-          <w:sz w:val="22"/>
+          <w:sz w:val="21"/>
           <w:highlight w:val="yellow"/>
         </w:rPr>
         <w:t>[Role / department]</w:t>
@@ -1739,7 +771,7 @@
     </w:p>
     <w:p>
       <w:pPr>
-        <w:spacing w:before="0" w:after="20" w:line="276" w:lineRule="auto"/>
+        <w:spacing w:before="0" w:after="0" w:line="259" w:lineRule="auto"/>
       </w:pPr>
       <w:r>
         <w:rPr>
@@ -1755,9 +787,9 @@
     </w:p>
     <w:p>
       <w:pPr>
-        <w:spacing w:before="320" w:after="0" w:line="276" w:lineRule="auto"/>
+        <w:spacing w:before="200" w:after="0" w:line="259" w:lineRule="auto"/>
         <w:pBdr>
-          <w:top w:val="single" w:sz="8" w:space="8" w:color="0A2540"/>
+          <w:top w:val="single" w:sz="8" w:space="6" w:color="0A2540"/>
         </w:pBdr>
       </w:pPr>
       <w:r>
@@ -1773,7 +805,7 @@
     </w:p>
     <w:sectPr>
       <w:pgSz w:w="11906" w:h="16838"/>
-      <w:pgMar w:top="1020" w:right="1247" w:bottom="1020" w:left="1247" w:header="720" w:footer="720" w:gutter="0"/>
+      <w:pgMar w:top="850" w:right="1247" w:bottom="850" w:left="1247" w:header="720" w:footer="720" w:gutter="0"/>
       <w:cols w:space="720"/>
       <w:docGrid w:linePitch="360"/>
     </w:sectPr>
